--- a/AT/Backpack3Layout.docx
+++ b/AT/Backpack3Layout.docx
@@ -1,17 +1,34 @@
 
 <file path=word/document.xml><?xml version="1.0" encoding="utf-8"?>
-<w:document xmlns:wpc="http://schemas.microsoft.com/office/word/2010/wordprocessingCanvas" xmlns:cx="http://schemas.microsoft.com/office/drawing/2014/chartex" xmlns:cx1="http://schemas.microsoft.com/office/drawing/2015/9/8/chartex" xmlns:cx2="http://schemas.microsoft.com/office/drawing/2015/10/21/chartex" xmlns:cx3="http://schemas.microsoft.com/office/drawing/2016/5/9/chartex" xmlns:cx4="http://schemas.microsoft.com/office/drawing/2016/5/10/chartex" xmlns:cx5="http://schemas.microsoft.com/office/drawing/2016/5/11/chartex" xmlns:cx6="http://schemas.microsoft.com/office/drawing/2016/5/12/chartex" xmlns:cx7="http://schemas.microsoft.com/office/drawing/2016/5/13/chartex" xmlns:cx8="http://schemas.microsoft.com/office/drawing/2016/5/14/chartex" xmlns:mc="http://schemas.openxmlformats.org/markup-compatibility/2006" xmlns:aink="http://schemas.microsoft.com/office/drawing/2016/ink" xmlns:am3d="http://schemas.microsoft.com/office/drawing/2017/model3d" xmlns:o="urn:schemas-microsoft-com:office:office" xmlns:oel="http://schemas.microsoft.com/office/2019/extlst" xmlns:r="http://schemas.openxmlformats.org/officeDocument/2006/relationships" xmlns:m="http://schemas.openxmlformats.org/officeDocument/2006/math" xmlns:v="urn:schemas-microsoft-com:vml" xmlns:wp14="http://schemas.microsoft.com/office/word/2010/wordprocessingDrawing" xmlns:wp="http://schemas.openxmlformats.org/drawingml/2006/wordprocessingDrawing" xmlns:w10="urn:schemas-microsoft-com:office:word" xmlns:w="http://schemas.openxmlformats.org/wordprocessingml/2006/main" xmlns:w14="http://schemas.microsoft.com/office/word/2010/wordml" xmlns:w15="http://schemas.microsoft.com/office/word/2012/wordml" xmlns:w16cex="http://schemas.microsoft.com/office/word/2018/wordml/cex" xmlns:w16cid="http://schemas.microsoft.com/office/word/2016/wordml/cid" xmlns:w16="http://schemas.microsoft.com/office/word/2018/wordml" xmlns:w16sdtdh="http://schemas.microsoft.com/office/word/2020/wordml/sdtdatahash" xmlns:w16se="http://schemas.microsoft.com/office/word/2015/wordml/symex" xmlns:wpg="http://schemas.microsoft.com/office/word/2010/wordprocessingGroup" xmlns:wpi="http://schemas.microsoft.com/office/word/2010/wordprocessingInk" xmlns:wne="http://schemas.microsoft.com/office/word/2006/wordml" xmlns:wps="http://schemas.microsoft.com/office/word/2010/wordprocessingShape" mc:Ignorable="w14 w15 w16se w16cid w16 w16cex w16sdtdh wp14">
+<w:document xmlns:wpc="http://schemas.microsoft.com/office/word/2010/wordprocessingCanvas" xmlns:cx="http://schemas.microsoft.com/office/drawing/2014/chartex" xmlns:cx1="http://schemas.microsoft.com/office/drawing/2015/9/8/chartex" xmlns:cx2="http://schemas.microsoft.com/office/drawing/2015/10/21/chartex" xmlns:cx3="http://schemas.microsoft.com/office/drawing/2016/5/9/chartex" xmlns:cx4="http://schemas.microsoft.com/office/drawing/2016/5/10/chartex" xmlns:cx5="http://schemas.microsoft.com/office/drawing/2016/5/11/chartex" xmlns:cx6="http://schemas.microsoft.com/office/drawing/2016/5/12/chartex" xmlns:cx7="http://schemas.microsoft.com/office/drawing/2016/5/13/chartex" xmlns:cx8="http://schemas.microsoft.com/office/drawing/2016/5/14/chartex" xmlns:mc="http://schemas.openxmlformats.org/markup-compatibility/2006" xmlns:aink="http://schemas.microsoft.com/office/drawing/2016/ink" xmlns:am3d="http://schemas.microsoft.com/office/drawing/2017/model3d" xmlns:o="urn:schemas-microsoft-com:office:office" xmlns:oel="http://schemas.microsoft.com/office/2019/extlst" xmlns:r="http://schemas.openxmlformats.org/officeDocument/2006/relationships" xmlns:m="http://schemas.openxmlformats.org/officeDocument/2006/math" xmlns:v="urn:schemas-microsoft-com:vml" xmlns:wp14="http://schemas.microsoft.com/office/word/2010/wordprocessingDrawing" xmlns:wp="http://schemas.openxmlformats.org/drawingml/2006/wordprocessingDrawing" xmlns:w10="urn:schemas-microsoft-com:office:word" xmlns:w="http://schemas.openxmlformats.org/wordprocessingml/2006/main" xmlns:w14="http://schemas.microsoft.com/office/word/2010/wordml" xmlns:w15="http://schemas.microsoft.com/office/word/2012/wordml" xmlns:w16cex="http://schemas.microsoft.com/office/word/2018/wordml/cex" xmlns:w16cid="http://schemas.microsoft.com/office/word/2016/wordml/cid" xmlns:w16="http://schemas.microsoft.com/office/word/2018/wordml" xmlns:w16du="http://schemas.microsoft.com/office/word/2023/wordml/word16du" xmlns:w16sdtdh="http://schemas.microsoft.com/office/word/2020/wordml/sdtdatahash" xmlns:w16sdtfl="http://schemas.microsoft.com/office/word/2024/wordml/sdtformatlock" xmlns:w16se="http://schemas.microsoft.com/office/word/2015/wordml/symex" xmlns:wpg="http://schemas.microsoft.com/office/word/2010/wordprocessingGroup" xmlns:wpi="http://schemas.microsoft.com/office/word/2010/wordprocessingInk" xmlns:wne="http://schemas.microsoft.com/office/word/2006/wordml" xmlns:wps="http://schemas.microsoft.com/office/word/2010/wordprocessingShape" mc:Ignorable="w14 w15 w16se w16cid w16 w16cex w16sdtdh w16sdtfl w16du wp14">
   <w:body>
+    <w:p>
+      <w:pPr>
+        <w:rPr>
+          <w:b/>
+          <w:bCs/>
+          <w:u w:val="single"/>
+        </w:rPr>
+      </w:pPr>
+      <w:r>
+        <w:rPr>
+          <w:b/>
+          <w:bCs/>
+          <w:u w:val="single"/>
+        </w:rPr>
+        <w:t>Backpack #3</w:t>
+      </w:r>
+    </w:p>
     <w:p>
       <w:r>
         <w:rPr>
           <w:noProof/>
         </w:rPr>
         <w:drawing>
-          <wp:inline distT="0" distB="0" distL="0" distR="0" wp14:anchorId="50CF9C25" wp14:editId="24CE6CBA">
-            <wp:extent cx="8315418" cy="3697225"/>
-            <wp:effectExtent l="4128" t="0" r="0" b="0"/>
-            <wp:docPr id="1125163405" name="Picture 2"/>
+          <wp:inline distT="0" distB="0" distL="0" distR="0" wp14:anchorId="4A3C1E8F" wp14:editId="19ECF6C8">
+            <wp:extent cx="9098572" cy="5772150"/>
+            <wp:effectExtent l="0" t="0" r="7620" b="0"/>
+            <wp:docPr id="887373402" name="Picture 1" descr="A blueprint of different shapes&#10;&#10;AI-generated content may be incorrect."/>
             <wp:cNvGraphicFramePr>
               <a:graphicFrameLocks xmlns:a="http://schemas.openxmlformats.org/drawingml/2006/main" noChangeAspect="1"/>
             </wp:cNvGraphicFramePr>
@@ -19,36 +36,23 @@
               <a:graphicData uri="http://schemas.openxmlformats.org/drawingml/2006/picture">
                 <pic:pic xmlns:pic="http://schemas.openxmlformats.org/drawingml/2006/picture">
                   <pic:nvPicPr>
-                    <pic:cNvPr id="0" name="Picture 2"/>
-                    <pic:cNvPicPr>
-                      <a:picLocks noChangeAspect="1" noChangeArrowheads="1"/>
-                    </pic:cNvPicPr>
+                    <pic:cNvPr id="887373402" name="Picture 1" descr="A blueprint of different shapes&#10;&#10;AI-generated content may be incorrect."/>
+                    <pic:cNvPicPr/>
                   </pic:nvPicPr>
                   <pic:blipFill>
-                    <a:blip r:embed="rId4">
-                      <a:extLst>
-                        <a:ext uri="{28A0092B-C50C-407E-A947-70E740481C1C}">
-                          <a14:useLocalDpi xmlns:a14="http://schemas.microsoft.com/office/drawing/2010/main" val="0"/>
-                        </a:ext>
-                      </a:extLst>
-                    </a:blip>
-                    <a:srcRect/>
+                    <a:blip r:embed="rId4"/>
                     <a:stretch>
                       <a:fillRect/>
                     </a:stretch>
                   </pic:blipFill>
-                  <pic:spPr bwMode="auto">
-                    <a:xfrm rot="16200000">
+                  <pic:spPr>
+                    <a:xfrm>
                       <a:off x="0" y="0"/>
-                      <a:ext cx="8331878" cy="3704544"/>
+                      <a:ext cx="9118436" cy="5784752"/>
                     </a:xfrm>
                     <a:prstGeom prst="rect">
                       <a:avLst/>
                     </a:prstGeom>
-                    <a:noFill/>
-                    <a:ln>
-                      <a:noFill/>
-                    </a:ln>
                   </pic:spPr>
                 </pic:pic>
               </a:graphicData>
@@ -59,15 +63,31 @@
     </w:p>
     <w:p>
       <w:r>
+        <w:t>Instead of top outside pockets, consider zipper between back and front with pocket on the inside.</w:t>
+      </w:r>
+    </w:p>
+    <w:p>
+      <w:r>
+        <w:t>Integrate pockets into hip belt.  Make hip belt only 3” tall with 1 /12” buckle</w:t>
+      </w:r>
+    </w:p>
+    <w:p>
+      <w:r>
+        <w:lastRenderedPageBreak/>
+        <w:t>Consider increasing the height 1”-2” and shorten the top collar.  This means adding 1-2” to back, front and sides. Reduce collar 1-2”.</w:t>
+      </w:r>
+    </w:p>
+    <w:p/>
+    <w:p>
+      <w:r>
         <w:rPr>
           <w:noProof/>
         </w:rPr>
-        <w:lastRenderedPageBreak/>
         <w:drawing>
-          <wp:inline distT="0" distB="0" distL="0" distR="0" wp14:anchorId="007EF11C" wp14:editId="0AA73C9E">
-            <wp:extent cx="6921129" cy="5610225"/>
-            <wp:effectExtent l="7620" t="0" r="1905" b="1905"/>
-            <wp:docPr id="1992023857" name="Picture 1"/>
+          <wp:inline distT="0" distB="0" distL="0" distR="0" wp14:anchorId="0E8E60AE" wp14:editId="0EE3D2E7">
+            <wp:extent cx="8757331" cy="3886200"/>
+            <wp:effectExtent l="0" t="0" r="5715" b="0"/>
+            <wp:docPr id="1337379401" name="Picture 1"/>
             <wp:cNvGraphicFramePr>
               <a:graphicFrameLocks xmlns:a="http://schemas.openxmlformats.org/drawingml/2006/main" noChangeAspect="1"/>
             </wp:cNvGraphicFramePr>
@@ -75,36 +95,23 @@
               <a:graphicData uri="http://schemas.openxmlformats.org/drawingml/2006/picture">
                 <pic:pic xmlns:pic="http://schemas.openxmlformats.org/drawingml/2006/picture">
                   <pic:nvPicPr>
-                    <pic:cNvPr id="0" name="Picture 1"/>
-                    <pic:cNvPicPr>
-                      <a:picLocks noChangeAspect="1" noChangeArrowheads="1"/>
-                    </pic:cNvPicPr>
+                    <pic:cNvPr id="1337379401" name=""/>
+                    <pic:cNvPicPr/>
                   </pic:nvPicPr>
                   <pic:blipFill>
-                    <a:blip r:embed="rId5">
-                      <a:extLst>
-                        <a:ext uri="{28A0092B-C50C-407E-A947-70E740481C1C}">
-                          <a14:useLocalDpi xmlns:a14="http://schemas.microsoft.com/office/drawing/2010/main" val="0"/>
-                        </a:ext>
-                      </a:extLst>
-                    </a:blip>
-                    <a:srcRect/>
+                    <a:blip r:embed="rId5"/>
                     <a:stretch>
                       <a:fillRect/>
                     </a:stretch>
                   </pic:blipFill>
-                  <pic:spPr bwMode="auto">
-                    <a:xfrm rot="16200000">
+                  <pic:spPr>
+                    <a:xfrm>
                       <a:off x="0" y="0"/>
-                      <a:ext cx="6925291" cy="5613599"/>
+                      <a:ext cx="8762533" cy="3888508"/>
                     </a:xfrm>
                     <a:prstGeom prst="rect">
                       <a:avLst/>
                     </a:prstGeom>
-                    <a:noFill/>
-                    <a:ln>
-                      <a:noFill/>
-                    </a:ln>
                   </pic:spPr>
                 </pic:pic>
               </a:graphicData>
@@ -113,9 +120,318 @@
         </w:drawing>
       </w:r>
     </w:p>
+    <w:p>
+      <w:pPr>
+        <w:rPr>
+          <w:noProof/>
+        </w:rPr>
+      </w:pPr>
+      <w:r>
+        <w:rPr>
+          <w:noProof/>
+        </w:rPr>
+        <w:br w:type="page"/>
+      </w:r>
+    </w:p>
+    <w:p>
+      <w:r>
+        <w:rPr>
+          <w:noProof/>
+        </w:rPr>
+        <w:lastRenderedPageBreak/>
+        <w:drawing>
+          <wp:inline distT="0" distB="0" distL="0" distR="0" wp14:anchorId="6C168CF3" wp14:editId="43E82798">
+            <wp:extent cx="7811590" cy="6230219"/>
+            <wp:effectExtent l="0" t="0" r="0" b="0"/>
+            <wp:docPr id="764119303" name="Picture 1" descr="A drawing of a kitchen&#10;&#10;AI-generated content may be incorrect."/>
+            <wp:cNvGraphicFramePr>
+              <a:graphicFrameLocks xmlns:a="http://schemas.openxmlformats.org/drawingml/2006/main" noChangeAspect="1"/>
+            </wp:cNvGraphicFramePr>
+            <a:graphic xmlns:a="http://schemas.openxmlformats.org/drawingml/2006/main">
+              <a:graphicData uri="http://schemas.openxmlformats.org/drawingml/2006/picture">
+                <pic:pic xmlns:pic="http://schemas.openxmlformats.org/drawingml/2006/picture">
+                  <pic:nvPicPr>
+                    <pic:cNvPr id="764119303" name="Picture 1" descr="A drawing of a kitchen&#10;&#10;AI-generated content may be incorrect."/>
+                    <pic:cNvPicPr/>
+                  </pic:nvPicPr>
+                  <pic:blipFill>
+                    <a:blip r:embed="rId6"/>
+                    <a:stretch>
+                      <a:fillRect/>
+                    </a:stretch>
+                  </pic:blipFill>
+                  <pic:spPr>
+                    <a:xfrm>
+                      <a:off x="0" y="0"/>
+                      <a:ext cx="7811590" cy="6230219"/>
+                    </a:xfrm>
+                    <a:prstGeom prst="rect">
+                      <a:avLst/>
+                    </a:prstGeom>
+                  </pic:spPr>
+                </pic:pic>
+              </a:graphicData>
+            </a:graphic>
+          </wp:inline>
+        </w:drawing>
+      </w:r>
+    </w:p>
+    <w:p>
+      <w:r>
+        <w:br w:type="page"/>
+      </w:r>
+    </w:p>
+    <w:p>
+      <w:r>
+        <w:lastRenderedPageBreak/>
+        <w:t>Changes to design</w:t>
+      </w:r>
+    </w:p>
+    <w:p>
+      <w:r>
+        <w:t xml:space="preserve">Eliminate the upper pockets.  Place </w:t>
+      </w:r>
+      <w:proofErr w:type="gramStart"/>
+      <w:r>
+        <w:t>8-9 inch</w:t>
+      </w:r>
+      <w:proofErr w:type="gramEnd"/>
+      <w:r>
+        <w:t xml:space="preserve"> zippers to access the pack internally.  Use </w:t>
+      </w:r>
+      <w:proofErr w:type="gramStart"/>
+      <w:r>
+        <w:t>water proof</w:t>
+      </w:r>
+      <w:proofErr w:type="gramEnd"/>
+      <w:r>
+        <w:t xml:space="preserve"> zippers.</w:t>
+      </w:r>
+      <w:r>
+        <w:t xml:space="preserve">  On one pocket make an internal waterproof pocket for the water filter items.  </w:t>
+      </w:r>
+      <w:r>
+        <w:t>This pocket will be 9” wid</w:t>
+      </w:r>
+      <w:r>
+        <w:t>e</w:t>
+      </w:r>
+      <w:r>
+        <w:t xml:space="preserve"> and 8 inches tall with a depth of </w:t>
+      </w:r>
+      <w:r>
+        <w:t>2 ½”.</w:t>
+      </w:r>
+    </w:p>
+    <w:p>
+      <w:r>
+        <w:t>Integrate pockets into the hip belt.  This needs to be designed.</w:t>
+      </w:r>
+      <w:r>
+        <w:t xml:space="preserve">  Th</w:t>
+      </w:r>
+      <w:r>
+        <w:t>ese 2</w:t>
+      </w:r>
+      <w:r>
+        <w:t xml:space="preserve"> pocket</w:t>
+      </w:r>
+      <w:r>
+        <w:t>s</w:t>
+      </w:r>
+      <w:r>
+        <w:t xml:space="preserve"> </w:t>
+      </w:r>
+      <w:r>
+        <w:t>s</w:t>
+      </w:r>
+      <w:r>
+        <w:t>hould be 2” deep</w:t>
+      </w:r>
+      <w:r>
+        <w:t xml:space="preserve"> x 3” tall x 4” wide with a 4” zipper</w:t>
+      </w:r>
+      <w:r>
+        <w:t xml:space="preserve">.  It will have 2 sides, a bottom, a top, and a front with a </w:t>
+      </w:r>
+      <w:r>
+        <w:t>4” zipper (waterproof)</w:t>
+      </w:r>
+      <w:r>
+        <w:t>.  Order 3’ of waterproof zipper</w:t>
+      </w:r>
+      <w:r>
+        <w:t>.</w:t>
+      </w:r>
+    </w:p>
+    <w:p>
+      <w:pPr>
+        <w:rPr>
+          <w:b/>
+          <w:bCs/>
+          <w:u w:val="single"/>
+        </w:rPr>
+      </w:pPr>
+      <w:r>
+        <w:rPr>
+          <w:b/>
+          <w:bCs/>
+          <w:u w:val="single"/>
+        </w:rPr>
+        <w:t>300D layout</w:t>
+      </w:r>
+    </w:p>
+    <w:p>
+      <w:r>
+        <w:drawing>
+          <wp:inline distT="0" distB="0" distL="0" distR="0" wp14:anchorId="463853BE" wp14:editId="23EC7D61">
+            <wp:extent cx="7338715" cy="4733925"/>
+            <wp:effectExtent l="0" t="0" r="0" b="0"/>
+            <wp:docPr id="2044502912" name="Picture 1" descr="A diagram of a rectangular object&#10;&#10;AI-generated content may be incorrect."/>
+            <wp:cNvGraphicFramePr>
+              <a:graphicFrameLocks xmlns:a="http://schemas.openxmlformats.org/drawingml/2006/main" noChangeAspect="1"/>
+            </wp:cNvGraphicFramePr>
+            <a:graphic xmlns:a="http://schemas.openxmlformats.org/drawingml/2006/main">
+              <a:graphicData uri="http://schemas.openxmlformats.org/drawingml/2006/picture">
+                <pic:pic xmlns:pic="http://schemas.openxmlformats.org/drawingml/2006/picture">
+                  <pic:nvPicPr>
+                    <pic:cNvPr id="2044502912" name="Picture 1" descr="A diagram of a rectangular object&#10;&#10;AI-generated content may be incorrect."/>
+                    <pic:cNvPicPr/>
+                  </pic:nvPicPr>
+                  <pic:blipFill>
+                    <a:blip r:embed="rId7"/>
+                    <a:stretch>
+                      <a:fillRect/>
+                    </a:stretch>
+                  </pic:blipFill>
+                  <pic:spPr>
+                    <a:xfrm>
+                      <a:off x="0" y="0"/>
+                      <a:ext cx="7346117" cy="4738700"/>
+                    </a:xfrm>
+                    <a:prstGeom prst="rect">
+                      <a:avLst/>
+                    </a:prstGeom>
+                  </pic:spPr>
+                </pic:pic>
+              </a:graphicData>
+            </a:graphic>
+          </wp:inline>
+        </w:drawing>
+      </w:r>
+    </w:p>
+    <w:p>
+      <w:r>
+        <w:br w:type="page"/>
+      </w:r>
+    </w:p>
+    <w:p>
+      <w:pPr>
+        <w:rPr>
+          <w:b/>
+          <w:bCs/>
+          <w:u w:val="single"/>
+        </w:rPr>
+      </w:pPr>
+      <w:r>
+        <w:rPr>
+          <w:b/>
+          <w:bCs/>
+          <w:u w:val="single"/>
+        </w:rPr>
+        <w:lastRenderedPageBreak/>
+        <w:t>Pack Back and Pocket Mesh</w:t>
+      </w:r>
+    </w:p>
+    <w:p>
+      <w:r>
+        <w:drawing>
+          <wp:inline distT="0" distB="0" distL="0" distR="0" wp14:anchorId="0217F7BD" wp14:editId="33EBE960">
+            <wp:extent cx="8077200" cy="5915513"/>
+            <wp:effectExtent l="0" t="0" r="0" b="9525"/>
+            <wp:docPr id="170087360" name="Picture 1" descr="A diagram of a chair&#10;&#10;AI-generated content may be incorrect."/>
+            <wp:cNvGraphicFramePr>
+              <a:graphicFrameLocks xmlns:a="http://schemas.openxmlformats.org/drawingml/2006/main" noChangeAspect="1"/>
+            </wp:cNvGraphicFramePr>
+            <a:graphic xmlns:a="http://schemas.openxmlformats.org/drawingml/2006/main">
+              <a:graphicData uri="http://schemas.openxmlformats.org/drawingml/2006/picture">
+                <pic:pic xmlns:pic="http://schemas.openxmlformats.org/drawingml/2006/picture">
+                  <pic:nvPicPr>
+                    <pic:cNvPr id="170087360" name="Picture 1" descr="A diagram of a chair&#10;&#10;AI-generated content may be incorrect."/>
+                    <pic:cNvPicPr/>
+                  </pic:nvPicPr>
+                  <pic:blipFill>
+                    <a:blip r:embed="rId8"/>
+                    <a:stretch>
+                      <a:fillRect/>
+                    </a:stretch>
+                  </pic:blipFill>
+                  <pic:spPr>
+                    <a:xfrm>
+                      <a:off x="0" y="0"/>
+                      <a:ext cx="8089648" cy="5924630"/>
+                    </a:xfrm>
+                    <a:prstGeom prst="rect">
+                      <a:avLst/>
+                    </a:prstGeom>
+                  </pic:spPr>
+                </pic:pic>
+              </a:graphicData>
+            </a:graphic>
+          </wp:inline>
+        </w:drawing>
+      </w:r>
+    </w:p>
+    <w:p>
+      <w:r>
+        <w:br w:type="page"/>
+      </w:r>
+    </w:p>
+    <w:p>
+      <w:r>
+        <w:lastRenderedPageBreak/>
+        <w:drawing>
+          <wp:inline distT="0" distB="0" distL="0" distR="0" wp14:anchorId="0AF439E9" wp14:editId="3BC400B4">
+            <wp:extent cx="9077325" cy="6042941"/>
+            <wp:effectExtent l="0" t="0" r="0" b="0"/>
+            <wp:docPr id="989575237" name="Picture 1" descr="A diagram of different sizes and shapes&#10;&#10;AI-generated content may be incorrect."/>
+            <wp:cNvGraphicFramePr>
+              <a:graphicFrameLocks xmlns:a="http://schemas.openxmlformats.org/drawingml/2006/main" noChangeAspect="1"/>
+            </wp:cNvGraphicFramePr>
+            <a:graphic xmlns:a="http://schemas.openxmlformats.org/drawingml/2006/main">
+              <a:graphicData uri="http://schemas.openxmlformats.org/drawingml/2006/picture">
+                <pic:pic xmlns:pic="http://schemas.openxmlformats.org/drawingml/2006/picture">
+                  <pic:nvPicPr>
+                    <pic:cNvPr id="989575237" name="Picture 1" descr="A diagram of different sizes and shapes&#10;&#10;AI-generated content may be incorrect."/>
+                    <pic:cNvPicPr/>
+                  </pic:nvPicPr>
+                  <pic:blipFill>
+                    <a:blip r:embed="rId9"/>
+                    <a:stretch>
+                      <a:fillRect/>
+                    </a:stretch>
+                  </pic:blipFill>
+                  <pic:spPr>
+                    <a:xfrm>
+                      <a:off x="0" y="0"/>
+                      <a:ext cx="9092942" cy="6053337"/>
+                    </a:xfrm>
+                    <a:prstGeom prst="rect">
+                      <a:avLst/>
+                    </a:prstGeom>
+                  </pic:spPr>
+                </pic:pic>
+              </a:graphicData>
+            </a:graphic>
+          </wp:inline>
+        </w:drawing>
+      </w:r>
+    </w:p>
+    <w:p/>
+    <w:p/>
     <w:sectPr>
-      <w:pgSz w:w="12240" w:h="15840"/>
-      <w:pgMar w:top="1440" w:right="1440" w:bottom="1440" w:left="1440" w:header="720" w:footer="720" w:gutter="0"/>
+      <w:pgSz w:w="15840" w:h="12240" w:orient="landscape"/>
+      <w:pgMar w:top="720" w:right="720" w:bottom="720" w:left="720" w:header="720" w:footer="720" w:gutter="0"/>
       <w:cols w:space="720"/>
       <w:docGrid w:linePitch="360"/>
     </w:sectPr>
@@ -124,7 +440,7 @@
 </file>
 
 <file path=word/styles.xml><?xml version="1.0" encoding="utf-8"?>
-<w:styles xmlns:mc="http://schemas.openxmlformats.org/markup-compatibility/2006" xmlns:r="http://schemas.openxmlformats.org/officeDocument/2006/relationships" xmlns:w="http://schemas.openxmlformats.org/wordprocessingml/2006/main" xmlns:w14="http://schemas.microsoft.com/office/word/2010/wordml" xmlns:w15="http://schemas.microsoft.com/office/word/2012/wordml" xmlns:w16cex="http://schemas.microsoft.com/office/word/2018/wordml/cex" xmlns:w16cid="http://schemas.microsoft.com/office/word/2016/wordml/cid" xmlns:w16="http://schemas.microsoft.com/office/word/2018/wordml" xmlns:w16sdtdh="http://schemas.microsoft.com/office/word/2020/wordml/sdtdatahash" xmlns:w16se="http://schemas.microsoft.com/office/word/2015/wordml/symex" mc:Ignorable="w14 w15 w16se w16cid w16 w16cex w16sdtdh">
+<w:styles xmlns:mc="http://schemas.openxmlformats.org/markup-compatibility/2006" xmlns:r="http://schemas.openxmlformats.org/officeDocument/2006/relationships" xmlns:w="http://schemas.openxmlformats.org/wordprocessingml/2006/main" xmlns:w14="http://schemas.microsoft.com/office/word/2010/wordml" xmlns:w15="http://schemas.microsoft.com/office/word/2012/wordml" xmlns:w16cex="http://schemas.microsoft.com/office/word/2018/wordml/cex" xmlns:w16cid="http://schemas.microsoft.com/office/word/2016/wordml/cid" xmlns:w16="http://schemas.microsoft.com/office/word/2018/wordml" xmlns:w16du="http://schemas.microsoft.com/office/word/2023/wordml/word16du" xmlns:w16sdtdh="http://schemas.microsoft.com/office/word/2020/wordml/sdtdatahash" xmlns:w16sdtfl="http://schemas.microsoft.com/office/word/2024/wordml/sdtformatlock" xmlns:w16se="http://schemas.microsoft.com/office/word/2015/wordml/symex" mc:Ignorable="w14 w15 w16se w16cid w16 w16cex w16sdtdh w16sdtfl w16du">
   <w:docDefaults>
     <w:rPrDefault>
       <w:rPr>
